--- a/01_Predator_Prey/WorkSheets/MitW_Predator_PreyWorksheet_Shorter.docx
+++ b/01_Predator_Prey/WorkSheets/MitW_Predator_PreyWorksheet_Shorter.docx
@@ -31,118 +31,14 @@
     <w:p>
       <w:pPr>
         <w:rPr>
-          <w:sz w:val="18"/>
-          <w:szCs w:val="18"/>
-          <w:u w:val="single"/>
+          <w:rFonts w:ascii="Helvetica Light" w:hAnsi="Helvetica Light"/>
         </w:rPr>
       </w:pPr>
       <w:r>
         <w:rPr>
-          <w:rStyle w:val="Heading1Char"/>
-          <w:sz w:val="18"/>
-          <w:szCs w:val="18"/>
-          <w:u w:val="single"/>
-        </w:rPr>
-        <w:tab/>
-      </w:r>
-      <w:r>
-        <w:rPr>
-          <w:rStyle w:val="Heading1Char"/>
-          <w:sz w:val="18"/>
-          <w:szCs w:val="18"/>
-          <w:u w:val="single"/>
-        </w:rPr>
-        <w:tab/>
-      </w:r>
-      <w:r>
-        <w:rPr>
-          <w:rStyle w:val="Heading1Char"/>
-          <w:sz w:val="18"/>
-          <w:szCs w:val="18"/>
-          <w:u w:val="single"/>
-        </w:rPr>
-        <w:tab/>
-      </w:r>
-      <w:r>
-        <w:rPr>
-          <w:rStyle w:val="Heading1Char"/>
-          <w:sz w:val="18"/>
-          <w:szCs w:val="18"/>
-          <w:u w:val="single"/>
-        </w:rPr>
-        <w:tab/>
-      </w:r>
-      <w:r>
-        <w:rPr>
-          <w:rStyle w:val="Heading1Char"/>
-          <w:sz w:val="18"/>
-          <w:szCs w:val="18"/>
-          <w:u w:val="single"/>
-        </w:rPr>
-        <w:tab/>
-      </w:r>
-      <w:r>
-        <w:rPr>
-          <w:rStyle w:val="Heading1Char"/>
-          <w:sz w:val="18"/>
-          <w:szCs w:val="18"/>
-          <w:u w:val="single"/>
-        </w:rPr>
-        <w:tab/>
-      </w:r>
-      <w:r>
-        <w:rPr>
-          <w:rStyle w:val="Heading1Char"/>
-          <w:sz w:val="18"/>
-          <w:szCs w:val="18"/>
-          <w:u w:val="single"/>
-        </w:rPr>
-        <w:tab/>
-      </w:r>
-      <w:r>
-        <w:rPr>
-          <w:rStyle w:val="Heading1Char"/>
-          <w:sz w:val="18"/>
-          <w:szCs w:val="18"/>
-          <w:u w:val="single"/>
-        </w:rPr>
-        <w:tab/>
-      </w:r>
-      <w:r>
-        <w:rPr>
-          <w:rStyle w:val="Heading1Char"/>
-          <w:sz w:val="18"/>
-          <w:szCs w:val="18"/>
-          <w:u w:val="single"/>
-        </w:rPr>
-        <w:tab/>
-      </w:r>
-      <w:r>
-        <w:rPr>
-          <w:rStyle w:val="Heading1Char"/>
-          <w:sz w:val="18"/>
-          <w:szCs w:val="18"/>
-          <w:u w:val="single"/>
-        </w:rPr>
-        <w:tab/>
-      </w:r>
-      <w:r>
-        <w:rPr>
-          <w:rStyle w:val="Heading1Char"/>
-          <w:sz w:val="18"/>
-          <w:szCs w:val="18"/>
-          <w:u w:val="single"/>
-        </w:rPr>
-        <w:tab/>
-      </w:r>
-      <w:r>
-        <w:rPr>
-          <w:rStyle w:val="Heading1Char"/>
-          <w:sz w:val="18"/>
-          <w:szCs w:val="18"/>
-          <w:u w:val="single"/>
-        </w:rPr>
-        <w:tab/>
+          <w:rFonts w:ascii="Helvetica Light" w:hAnsi="Helvetica Light"/>
+        </w:rPr>
+        <w:t>Name: ____________________________________________    Date: ____________</w:t>
       </w:r>
     </w:p>
     <w:p>
@@ -151,12 +47,16 @@
         <w:rPr>
           <w:b/>
           <w:bCs/>
+          <w:sz w:val="28"/>
+          <w:szCs w:val="28"/>
         </w:rPr>
       </w:pPr>
       <w:r>
         <w:rPr>
           <w:b/>
           <w:bCs/>
+          <w:sz w:val="28"/>
+          <w:szCs w:val="28"/>
         </w:rPr>
         <w:t>Hares</w:t>
       </w:r>
@@ -164,6 +64,8 @@
         <w:rPr>
           <w:b/>
           <w:bCs/>
+          <w:sz w:val="28"/>
+          <w:szCs w:val="28"/>
         </w:rPr>
         <w:t xml:space="preserve"> (No Predators)</w:t>
       </w:r>
@@ -171,6 +73,8 @@
         <w:rPr>
           <w:b/>
           <w:bCs/>
+          <w:sz w:val="28"/>
+          <w:szCs w:val="28"/>
         </w:rPr>
         <w:tab/>
       </w:r>
@@ -178,6 +82,8 @@
         <w:rPr>
           <w:b/>
           <w:bCs/>
+          <w:sz w:val="28"/>
+          <w:szCs w:val="28"/>
         </w:rPr>
         <w:tab/>
       </w:r>
@@ -185,6 +91,8 @@
         <w:rPr>
           <w:b/>
           <w:bCs/>
+          <w:sz w:val="28"/>
+          <w:szCs w:val="28"/>
         </w:rPr>
         <w:tab/>
       </w:r>
@@ -192,6 +100,8 @@
         <w:rPr>
           <w:b/>
           <w:bCs/>
+          <w:sz w:val="28"/>
+          <w:szCs w:val="28"/>
         </w:rPr>
         <w:tab/>
       </w:r>
@@ -199,6 +109,8 @@
         <w:rPr>
           <w:b/>
           <w:bCs/>
+          <w:sz w:val="28"/>
+          <w:szCs w:val="28"/>
         </w:rPr>
         <w:tab/>
       </w:r>
@@ -206,6 +118,8 @@
         <w:rPr>
           <w:b/>
           <w:bCs/>
+          <w:sz w:val="28"/>
+          <w:szCs w:val="28"/>
         </w:rPr>
         <w:tab/>
       </w:r>
@@ -213,17 +127,21 @@
         <w:rPr>
           <w:b/>
           <w:bCs/>
+          <w:sz w:val="28"/>
+          <w:szCs w:val="28"/>
         </w:rPr>
         <w:tab/>
       </w:r>
       <w:r>
         <w:rPr>
           <w:noProof/>
+          <w:sz w:val="28"/>
+          <w:szCs w:val="28"/>
         </w:rPr>
         <w:drawing>
-          <wp:inline distT="0" distB="0" distL="0" distR="0" wp14:anchorId="22E2B9B0" wp14:editId="1078F9B5">
-            <wp:extent cx="643926" cy="360013"/>
-            <wp:effectExtent l="0" t="0" r="3810" b="0"/>
+          <wp:inline distT="0" distB="0" distL="0" distR="0" wp14:anchorId="22E2B9B0" wp14:editId="7722F325">
+            <wp:extent cx="466715" cy="260936"/>
+            <wp:effectExtent l="0" t="0" r="3810" b="6350"/>
             <wp:docPr id="1" name="Picture 4" descr="A black and white image of a cat&#10;&#10;Description automatically generated"/>
             <wp:cNvGraphicFramePr>
               <a:graphicFrameLocks xmlns:a="http://schemas.openxmlformats.org/drawingml/2006/main" noChangeAspect="1"/>
@@ -250,7 +168,7 @@
                   <pic:spPr>
                     <a:xfrm>
                       <a:off x="0" y="0"/>
-                      <a:ext cx="683213" cy="381978"/>
+                      <a:ext cx="506585" cy="283227"/>
                     </a:xfrm>
                     <a:prstGeom prst="rect">
                       <a:avLst/>
@@ -1602,7 +1520,7 @@
                     <pic:cNvPicPr/>
                   </pic:nvPicPr>
                   <pic:blipFill>
-                    <a:blip r:embed="rId8" cstate="print">
+                    <a:blip r:embed="rId12" cstate="print">
                       <a:extLst>
                         <a:ext uri="{28A0092B-C50C-407E-A947-70E740481C1C}">
                           <a14:useLocalDpi xmlns:a14="http://schemas.microsoft.com/office/drawing/2010/main" val="0"/>
@@ -1731,7 +1649,7 @@
           <w:szCs w:val="40"/>
         </w:rPr>
         <w:drawing>
-          <wp:inline distT="0" distB="0" distL="0" distR="0" wp14:anchorId="0DD1D9AE" wp14:editId="4698A115">
+          <wp:inline distT="0" distB="0" distL="0" distR="0" wp14:anchorId="0DD1D9AE" wp14:editId="03F55DFA">
             <wp:extent cx="4541817" cy="1519310"/>
             <wp:effectExtent l="0" t="0" r="5080" b="5080"/>
             <wp:docPr id="2056138718" name="Picture 6" descr="A screenshot of a diagram&#10;&#10;Description automatically generated"/>
@@ -1746,7 +1664,7 @@
                     <pic:cNvPicPr/>
                   </pic:nvPicPr>
                   <pic:blipFill rotWithShape="1">
-                    <a:blip r:embed="rId12" cstate="print">
+                    <a:blip r:embed="rId13" cstate="print">
                       <a:extLst>
                         <a:ext uri="{28A0092B-C50C-407E-A947-70E740481C1C}">
                           <a14:useLocalDpi xmlns:a14="http://schemas.microsoft.com/office/drawing/2010/main" val="0"/>
@@ -2989,8 +2907,8 @@
       </w:pPr>
     </w:p>
     <w:sectPr>
-      <w:headerReference w:type="default" r:id="rId13"/>
-      <w:footerReference w:type="default" r:id="rId14"/>
+      <w:headerReference w:type="default" r:id="rId14"/>
+      <w:footerReference w:type="default" r:id="rId15"/>
       <w:pgSz w:w="11900" w:h="16840"/>
       <w:pgMar w:top="1440" w:right="1440" w:bottom="1440" w:left="1440" w:header="708" w:footer="708" w:gutter="0"/>
       <w:cols w:space="708"/>
